--- a/项目文档/测试计划.docx
+++ b/项目文档/测试计划.docx
@@ -6,7 +6,7 @@
     <w:p>
       <w:pPr>
         <w:rPr>
-          <w:rFonts w:hAnsi="SimSun" w:hint="eastAsia"/>
+          <w:rFonts w:hAnsi="宋体" w:hint="eastAsia"/>
           <w:sz w:val="36"/>
           <w:shd w:val="clear" w:color="auto" w:fill="FAFAFA"/>
         </w:rPr>
@@ -16,14 +16,14 @@
       <w:pPr>
         <w:jc w:val="center"/>
         <w:rPr>
-          <w:rFonts w:hAnsi="SimSun" w:hint="eastAsia"/>
+          <w:rFonts w:hAnsi="宋体" w:hint="eastAsia"/>
           <w:sz w:val="36"/>
           <w:shd w:val="clear" w:color="auto" w:fill="FAFAFA"/>
         </w:rPr>
       </w:pPr>
       <w:r>
         <w:rPr>
-          <w:rFonts w:hAnsi="SimSun"/>
+          <w:rFonts w:hAnsi="宋体"/>
           <w:noProof/>
         </w:rPr>
         <w:drawing>
@@ -79,7 +79,7 @@
     <w:p>
       <w:pPr>
         <w:rPr>
-          <w:rFonts w:hAnsi="SimSun" w:hint="eastAsia"/>
+          <w:rFonts w:hAnsi="宋体" w:hint="eastAsia"/>
         </w:rPr>
       </w:pPr>
     </w:p>
@@ -100,7 +100,7 @@
           <w:spacing w:val="70"/>
           <w:sz w:val="56"/>
         </w:rPr>
-        <w:t>个人报告</w:t>
+        <w:t>测试计划</w:t>
       </w:r>
     </w:p>
     <w:p>
@@ -474,18 +474,18 @@
       <w:pPr>
         <w:jc w:val="center"/>
         <w:rPr>
-          <w:rFonts w:ascii="KaiTi" w:eastAsia="KaiTi" w:hAnsi="KaiTi"/>
-        </w:rPr>
-      </w:pPr>
-      <w:r>
-        <w:rPr>
-          <w:rFonts w:ascii="KaiTi" w:eastAsia="KaiTi" w:hAnsi="KaiTi" w:hint="eastAsia"/>
+          <w:rFonts w:ascii="楷体" w:eastAsia="楷体" w:hAnsi="楷体" w:hint="eastAsia"/>
+        </w:rPr>
+      </w:pPr>
+      <w:r>
+        <w:rPr>
+          <w:rFonts w:ascii="楷体" w:eastAsia="楷体" w:hAnsi="楷体" w:hint="eastAsia"/>
         </w:rPr>
         <w:t>日期：2026年5月</w:t>
       </w:r>
       <w:r>
         <w:rPr>
-          <w:rFonts w:ascii="KaiTi" w:eastAsia="KaiTi" w:hAnsi="KaiTi" w:hint="eastAsia"/>
+          <w:rFonts w:ascii="楷体" w:eastAsia="楷体" w:hAnsi="楷体" w:hint="eastAsia"/>
         </w:rPr>
         <w:t>28日</w:t>
       </w:r>
@@ -494,7 +494,7 @@
       <w:pPr>
         <w:jc w:val="center"/>
         <w:rPr>
-          <w:rFonts w:ascii="KaiTi" w:eastAsia="KaiTi" w:hAnsi="KaiTi"/>
+          <w:rFonts w:ascii="楷体" w:eastAsia="楷体" w:hAnsi="楷体" w:hint="eastAsia"/>
         </w:rPr>
       </w:pPr>
     </w:p>
@@ -502,7 +502,7 @@
       <w:pPr>
         <w:jc w:val="center"/>
         <w:rPr>
-          <w:rFonts w:ascii="KaiTi" w:eastAsia="KaiTi" w:hAnsi="KaiTi" w:hint="eastAsia"/>
+          <w:rFonts w:ascii="楷体" w:eastAsia="楷体" w:hAnsi="楷体" w:hint="eastAsia"/>
         </w:rPr>
       </w:pPr>
     </w:p>
@@ -510,14 +510,14 @@
       <w:pPr>
         <w:jc w:val="center"/>
         <w:rPr>
-          <w:rFonts w:eastAsia="SimHei"/>
+          <w:rFonts w:eastAsia="黑体"/>
           <w:b/>
           <w:sz w:val="52"/>
         </w:rPr>
       </w:pPr>
       <w:r>
         <w:rPr>
-          <w:rFonts w:eastAsia="SimHei" w:hint="eastAsia"/>
+          <w:rFonts w:eastAsia="黑体" w:hint="eastAsia"/>
           <w:b/>
           <w:sz w:val="52"/>
         </w:rPr>
@@ -532,7 +532,7 @@
           <w:tab w:val="right" w:leader="dot" w:pos="8296"/>
         </w:tabs>
         <w:rPr>
-          <w:rFonts w:asciiTheme="minorHAnsi" w:eastAsiaTheme="minorEastAsia" w:hAnsiTheme="minorHAnsi" w:cstheme="minorBidi" w:hint="eastAsia"/>
+          <w:rFonts w:asciiTheme="minorHAnsi" w:eastAsiaTheme="minorEastAsia" w:hAnsiTheme="minorHAnsi" w:cstheme="minorBidi"/>
           <w:bCs w:val="0"/>
           <w:noProof/>
           <w:sz w:val="22"/>
@@ -663,7 +663,7 @@
         </w:tabs>
         <w:ind w:left="480"/>
         <w:rPr>
-          <w:rFonts w:asciiTheme="minorHAnsi" w:eastAsiaTheme="minorEastAsia" w:hAnsiTheme="minorHAnsi" w:cstheme="minorBidi" w:hint="eastAsia"/>
+          <w:rFonts w:asciiTheme="minorHAnsi" w:eastAsiaTheme="minorEastAsia" w:hAnsiTheme="minorHAnsi" w:cstheme="minorBidi"/>
           <w:noProof/>
           <w:sz w:val="22"/>
           <w14:ligatures w14:val="standardContextual"/>
@@ -764,7 +764,7 @@
           <w:tab w:val="right" w:leader="dot" w:pos="8296"/>
         </w:tabs>
         <w:rPr>
-          <w:rFonts w:asciiTheme="minorHAnsi" w:eastAsiaTheme="minorEastAsia" w:hAnsiTheme="minorHAnsi" w:cstheme="minorBidi" w:hint="eastAsia"/>
+          <w:rFonts w:asciiTheme="minorHAnsi" w:eastAsiaTheme="minorEastAsia" w:hAnsiTheme="minorHAnsi" w:cstheme="minorBidi"/>
           <w:bCs w:val="0"/>
           <w:noProof/>
           <w:sz w:val="22"/>
@@ -877,7 +877,7 @@
         </w:tabs>
         <w:ind w:left="480"/>
         <w:rPr>
-          <w:rFonts w:asciiTheme="minorHAnsi" w:eastAsiaTheme="minorEastAsia" w:hAnsiTheme="minorHAnsi" w:cstheme="minorBidi" w:hint="eastAsia"/>
+          <w:rFonts w:asciiTheme="minorHAnsi" w:eastAsiaTheme="minorEastAsia" w:hAnsiTheme="minorHAnsi" w:cstheme="minorBidi"/>
           <w:noProof/>
           <w:sz w:val="22"/>
           <w14:ligatures w14:val="standardContextual"/>
@@ -979,7 +979,7 @@
         </w:tabs>
         <w:ind w:left="480"/>
         <w:rPr>
-          <w:rFonts w:asciiTheme="minorHAnsi" w:eastAsiaTheme="minorEastAsia" w:hAnsiTheme="minorHAnsi" w:cstheme="minorBidi" w:hint="eastAsia"/>
+          <w:rFonts w:asciiTheme="minorHAnsi" w:eastAsiaTheme="minorEastAsia" w:hAnsiTheme="minorHAnsi" w:cstheme="minorBidi"/>
           <w:noProof/>
           <w:sz w:val="22"/>
           <w14:ligatures w14:val="standardContextual"/>
@@ -1080,7 +1080,7 @@
           <w:tab w:val="right" w:leader="dot" w:pos="8296"/>
         </w:tabs>
         <w:rPr>
-          <w:rFonts w:asciiTheme="minorHAnsi" w:eastAsiaTheme="minorEastAsia" w:hAnsiTheme="minorHAnsi" w:cstheme="minorBidi" w:hint="eastAsia"/>
+          <w:rFonts w:asciiTheme="minorHAnsi" w:eastAsiaTheme="minorEastAsia" w:hAnsiTheme="minorHAnsi" w:cstheme="minorBidi"/>
           <w:bCs w:val="0"/>
           <w:noProof/>
           <w:sz w:val="22"/>
@@ -1193,7 +1193,7 @@
         </w:tabs>
         <w:ind w:left="480"/>
         <w:rPr>
-          <w:rFonts w:asciiTheme="minorHAnsi" w:eastAsiaTheme="minorEastAsia" w:hAnsiTheme="minorHAnsi" w:cstheme="minorBidi" w:hint="eastAsia"/>
+          <w:rFonts w:asciiTheme="minorHAnsi" w:eastAsiaTheme="minorEastAsia" w:hAnsiTheme="minorHAnsi" w:cstheme="minorBidi"/>
           <w:noProof/>
           <w:sz w:val="22"/>
           <w14:ligatures w14:val="standardContextual"/>
@@ -1295,7 +1295,7 @@
         </w:tabs>
         <w:ind w:left="480"/>
         <w:rPr>
-          <w:rFonts w:asciiTheme="minorHAnsi" w:eastAsiaTheme="minorEastAsia" w:hAnsiTheme="minorHAnsi" w:cstheme="minorBidi" w:hint="eastAsia"/>
+          <w:rFonts w:asciiTheme="minorHAnsi" w:eastAsiaTheme="minorEastAsia" w:hAnsiTheme="minorHAnsi" w:cstheme="minorBidi"/>
           <w:noProof/>
           <w:sz w:val="22"/>
           <w14:ligatures w14:val="standardContextual"/>
@@ -1397,7 +1397,7 @@
         </w:tabs>
         <w:ind w:left="480"/>
         <w:rPr>
-          <w:rFonts w:asciiTheme="minorHAnsi" w:eastAsiaTheme="minorEastAsia" w:hAnsiTheme="minorHAnsi" w:cstheme="minorBidi" w:hint="eastAsia"/>
+          <w:rFonts w:asciiTheme="minorHAnsi" w:eastAsiaTheme="minorEastAsia" w:hAnsiTheme="minorHAnsi" w:cstheme="minorBidi"/>
           <w:noProof/>
           <w:sz w:val="22"/>
           <w14:ligatures w14:val="standardContextual"/>
@@ -1499,7 +1499,7 @@
         </w:tabs>
         <w:ind w:left="480"/>
         <w:rPr>
-          <w:rFonts w:asciiTheme="minorHAnsi" w:eastAsiaTheme="minorEastAsia" w:hAnsiTheme="minorHAnsi" w:cstheme="minorBidi" w:hint="eastAsia"/>
+          <w:rFonts w:asciiTheme="minorHAnsi" w:eastAsiaTheme="minorEastAsia" w:hAnsiTheme="minorHAnsi" w:cstheme="minorBidi"/>
           <w:noProof/>
           <w:sz w:val="22"/>
           <w14:ligatures w14:val="standardContextual"/>
@@ -1600,7 +1600,7 @@
           <w:tab w:val="right" w:leader="dot" w:pos="8296"/>
         </w:tabs>
         <w:rPr>
-          <w:rFonts w:asciiTheme="minorHAnsi" w:eastAsiaTheme="minorEastAsia" w:hAnsiTheme="minorHAnsi" w:cstheme="minorBidi" w:hint="eastAsia"/>
+          <w:rFonts w:asciiTheme="minorHAnsi" w:eastAsiaTheme="minorEastAsia" w:hAnsiTheme="minorHAnsi" w:cstheme="minorBidi"/>
           <w:bCs w:val="0"/>
           <w:noProof/>
           <w:sz w:val="22"/>
@@ -1713,7 +1713,7 @@
         </w:tabs>
         <w:ind w:left="480"/>
         <w:rPr>
-          <w:rFonts w:asciiTheme="minorHAnsi" w:eastAsiaTheme="minorEastAsia" w:hAnsiTheme="minorHAnsi" w:cstheme="minorBidi" w:hint="eastAsia"/>
+          <w:rFonts w:asciiTheme="minorHAnsi" w:eastAsiaTheme="minorEastAsia" w:hAnsiTheme="minorHAnsi" w:cstheme="minorBidi"/>
           <w:noProof/>
           <w:sz w:val="22"/>
           <w14:ligatures w14:val="standardContextual"/>
@@ -1814,7 +1814,7 @@
           <w:tab w:val="right" w:leader="dot" w:pos="8296"/>
         </w:tabs>
         <w:rPr>
-          <w:rFonts w:asciiTheme="minorHAnsi" w:eastAsiaTheme="minorEastAsia" w:hAnsiTheme="minorHAnsi" w:cstheme="minorBidi" w:hint="eastAsia"/>
+          <w:rFonts w:asciiTheme="minorHAnsi" w:eastAsiaTheme="minorEastAsia" w:hAnsiTheme="minorHAnsi" w:cstheme="minorBidi"/>
           <w:bCs w:val="0"/>
           <w:noProof/>
           <w:sz w:val="22"/>
@@ -1927,7 +1927,7 @@
         </w:tabs>
         <w:ind w:left="480"/>
         <w:rPr>
-          <w:rFonts w:asciiTheme="minorHAnsi" w:eastAsiaTheme="minorEastAsia" w:hAnsiTheme="minorHAnsi" w:cstheme="minorBidi" w:hint="eastAsia"/>
+          <w:rFonts w:asciiTheme="minorHAnsi" w:eastAsiaTheme="minorEastAsia" w:hAnsiTheme="minorHAnsi" w:cstheme="minorBidi"/>
           <w:noProof/>
           <w:sz w:val="22"/>
           <w14:ligatures w14:val="standardContextual"/>
@@ -2029,7 +2029,7 @@
         </w:tabs>
         <w:ind w:left="480"/>
         <w:rPr>
-          <w:rFonts w:asciiTheme="minorHAnsi" w:eastAsiaTheme="minorEastAsia" w:hAnsiTheme="minorHAnsi" w:cstheme="minorBidi" w:hint="eastAsia"/>
+          <w:rFonts w:asciiTheme="minorHAnsi" w:eastAsiaTheme="minorEastAsia" w:hAnsiTheme="minorHAnsi" w:cstheme="minorBidi"/>
           <w:noProof/>
           <w:sz w:val="22"/>
           <w14:ligatures w14:val="standardContextual"/>
@@ -2131,7 +2131,7 @@
           <w:numId w:val="0"/>
         </w:numPr>
         <w:rPr>
-          <w:rFonts w:ascii="new times roman" w:eastAsia="中华宋体" w:hAnsi="new times roman" w:hint="eastAsia"/>
+          <w:rFonts w:ascii="new times roman" w:eastAsia="中华宋体" w:hAnsi="new times roman"/>
         </w:rPr>
         <w:sectPr>
           <w:headerReference w:type="default" r:id="rId11"/>
@@ -2157,7 +2157,7 @@
           <w:numId w:val="0"/>
         </w:numPr>
         <w:rPr>
-          <w:rFonts w:ascii="new times roman" w:eastAsia="中华宋体" w:hAnsi="new times roman" w:hint="eastAsia"/>
+          <w:rFonts w:ascii="new times roman" w:eastAsia="中华宋体" w:hAnsi="new times roman"/>
         </w:rPr>
       </w:pPr>
       <w:bookmarkStart w:id="0" w:name="_Toc43525886"/>
@@ -2166,7 +2166,6 @@
         <w:rPr>
           <w:rFonts w:ascii="new times roman" w:eastAsia="中华宋体" w:hAnsi="new times roman" w:hint="eastAsia"/>
         </w:rPr>
-        <w:lastRenderedPageBreak/>
         <w:t>第一章</w:t>
       </w:r>
       <w:r>
@@ -2188,7 +2187,7 @@
       <w:pPr>
         <w:pStyle w:val="2"/>
         <w:rPr>
-          <w:rFonts w:ascii="new times roman" w:eastAsia="中华宋体" w:hAnsi="new times roman" w:hint="eastAsia"/>
+          <w:rFonts w:ascii="new times roman" w:eastAsia="中华宋体" w:hAnsi="new times roman"/>
         </w:rPr>
       </w:pPr>
       <w:bookmarkStart w:id="2" w:name="_Toc488556068"/>
@@ -2360,7 +2359,7 @@
       <w:pPr>
         <w:ind w:leftChars="200" w:left="480" w:firstLineChars="200" w:firstLine="420"/>
         <w:rPr>
-          <w:rFonts w:ascii="new times roman" w:eastAsia="中华宋体" w:hAnsi="new times roman" w:hint="eastAsia"/>
+          <w:rFonts w:ascii="new times roman" w:eastAsia="中华宋体" w:hAnsi="new times roman"/>
           <w:sz w:val="21"/>
           <w:szCs w:val="21"/>
         </w:rPr>
@@ -2378,7 +2377,7 @@
       <w:pPr>
         <w:pStyle w:val="1"/>
         <w:rPr>
-          <w:rFonts w:ascii="new times roman" w:eastAsia="中华宋体" w:hAnsi="new times roman" w:hint="eastAsia"/>
+          <w:rFonts w:ascii="new times roman" w:eastAsia="中华宋体" w:hAnsi="new times roman"/>
         </w:rPr>
       </w:pPr>
       <w:bookmarkStart w:id="6" w:name="_Toc488556076"/>
@@ -2387,7 +2386,6 @@
         <w:rPr>
           <w:rFonts w:ascii="new times roman" w:eastAsia="中华宋体" w:hAnsi="new times roman" w:hint="eastAsia"/>
         </w:rPr>
-        <w:lastRenderedPageBreak/>
         <w:t xml:space="preserve"> </w:t>
       </w:r>
       <w:bookmarkStart w:id="8" w:name="_Toc43525891"/>
@@ -2413,7 +2411,7 @@
       <w:pPr>
         <w:pStyle w:val="2"/>
         <w:rPr>
-          <w:rFonts w:ascii="new times roman" w:eastAsia="中华宋体" w:hAnsi="new times roman" w:hint="eastAsia"/>
+          <w:rFonts w:ascii="new times roman" w:eastAsia="中华宋体" w:hAnsi="new times roman"/>
         </w:rPr>
       </w:pPr>
       <w:bookmarkStart w:id="10" w:name="_Toc488556079"/>
@@ -2468,10 +2466,10 @@
             <v:path o:extrusionok="f" gradientshapeok="t" o:connecttype="rect"/>
             <o:lock v:ext="edit" aspectratio="t"/>
           </v:shapetype>
-          <v:shape id="_x0000_i1076" type="#_x0000_t75" style="width:343pt;height:357.5pt" o:ole="">
+          <v:shape id="_x0000_i1025" type="#_x0000_t75" style="width:343.2pt;height:357.6pt" o:ole="">
             <v:imagedata r:id="rId13" o:title=""/>
           </v:shape>
-          <o:OLEObject Type="Embed" ProgID="Visio.Drawing.6" ShapeID="_x0000_i1076" DrawAspect="Content" ObjectID="_1841985156" r:id="rId14"/>
+          <o:OLEObject Type="Embed" ProgID="Visio.Drawing.6" ShapeID="_x0000_i1025" DrawAspect="Content" ObjectID="_1841985919" r:id="rId14"/>
         </w:object>
       </w:r>
     </w:p>
@@ -2481,7 +2479,7 @@
         <w:ind w:firstLineChars="0" w:firstLine="0"/>
         <w:jc w:val="center"/>
         <w:rPr>
-          <w:rFonts w:ascii="new times roman" w:eastAsia="中华宋体" w:hAnsi="new times roman" w:hint="eastAsia"/>
+          <w:rFonts w:ascii="new times roman" w:eastAsia="中华宋体" w:hAnsi="new times roman"/>
           <w:sz w:val="21"/>
           <w:szCs w:val="21"/>
         </w:rPr>
@@ -2523,7 +2521,7 @@
       <w:pPr>
         <w:pStyle w:val="2"/>
         <w:rPr>
-          <w:rFonts w:ascii="new times roman" w:eastAsia="中华宋体" w:hAnsi="new times roman" w:hint="eastAsia"/>
+          <w:rFonts w:ascii="new times roman" w:eastAsia="中华宋体" w:hAnsi="new times roman"/>
         </w:rPr>
       </w:pPr>
       <w:r>
@@ -2739,16 +2737,7 @@
           <w:sz w:val="21"/>
           <w:szCs w:val="21"/>
         </w:rPr>
-        <w:t>流式）、智能考核生成、试卷生命周期管</w:t>
-      </w:r>
-      <w:r>
-        <w:rPr>
-          <w:rFonts w:ascii="new times roman" w:eastAsia="中华宋体" w:hAnsi="new times roman"/>
-          <w:sz w:val="21"/>
-          <w:szCs w:val="21"/>
-        </w:rPr>
-        <w:lastRenderedPageBreak/>
-        <w:t>理（草稿</w:t>
+        <w:t>流式）、智能考核生成、试卷生命周期管理（草稿</w:t>
       </w:r>
       <w:r>
         <w:rPr>
@@ -3030,7 +3019,7 @@
         </w:numPr>
         <w:ind w:firstLine="422"/>
         <w:rPr>
-          <w:rFonts w:ascii="new times roman" w:eastAsia="中华宋体" w:hAnsi="new times roman" w:hint="eastAsia"/>
+          <w:rFonts w:ascii="new times roman" w:eastAsia="中华宋体" w:hAnsi="new times roman"/>
           <w:sz w:val="21"/>
           <w:szCs w:val="21"/>
         </w:rPr>
@@ -3106,7 +3095,7 @@
       <w:pPr>
         <w:pStyle w:val="1"/>
         <w:rPr>
-          <w:rFonts w:ascii="new times roman" w:eastAsia="中华宋体" w:hAnsi="new times roman" w:hint="eastAsia"/>
+          <w:rFonts w:ascii="new times roman" w:eastAsia="中华宋体" w:hAnsi="new times roman"/>
         </w:rPr>
       </w:pPr>
       <w:r>
@@ -3132,7 +3121,7 @@
       <w:pPr>
         <w:pStyle w:val="2"/>
         <w:rPr>
-          <w:rFonts w:ascii="new times roman" w:eastAsia="中华宋体" w:hAnsi="new times roman" w:hint="eastAsia"/>
+          <w:rFonts w:ascii="new times roman" w:eastAsia="中华宋体" w:hAnsi="new times roman"/>
         </w:rPr>
       </w:pPr>
       <w:bookmarkStart w:id="16" w:name="_Toc231372362"/>
@@ -3180,7 +3169,7 @@
           <w:p>
             <w:pPr>
               <w:rPr>
-                <w:rFonts w:ascii="new times roman" w:eastAsia="中华宋体" w:hAnsi="new times roman" w:hint="eastAsia"/>
+                <w:rFonts w:ascii="new times roman" w:eastAsia="中华宋体" w:hAnsi="new times roman"/>
                 <w:b/>
                 <w:bCs/>
                 <w:sz w:val="21"/>
@@ -3217,7 +3206,7 @@
           <w:p>
             <w:pPr>
               <w:rPr>
-                <w:rFonts w:ascii="new times roman" w:eastAsia="中华宋体" w:hAnsi="new times roman" w:hint="eastAsia"/>
+                <w:rFonts w:ascii="new times roman" w:eastAsia="中华宋体" w:hAnsi="new times roman"/>
                 <w:b/>
                 <w:bCs/>
                 <w:sz w:val="21"/>
@@ -3244,7 +3233,7 @@
           <w:p>
             <w:pPr>
               <w:rPr>
-                <w:rFonts w:ascii="new times roman" w:eastAsia="中华宋体" w:hAnsi="new times roman" w:hint="eastAsia"/>
+                <w:rFonts w:ascii="new times roman" w:eastAsia="中华宋体" w:hAnsi="new times roman"/>
                 <w:b/>
                 <w:bCs/>
                 <w:sz w:val="21"/>
@@ -3271,7 +3260,7 @@
           <w:p>
             <w:pPr>
               <w:rPr>
-                <w:rFonts w:ascii="new times roman" w:eastAsia="中华宋体" w:hAnsi="new times roman" w:hint="eastAsia"/>
+                <w:rFonts w:ascii="new times roman" w:eastAsia="中华宋体" w:hAnsi="new times roman"/>
                 <w:b/>
                 <w:bCs/>
                 <w:sz w:val="21"/>
@@ -3298,7 +3287,7 @@
           <w:p>
             <w:pPr>
               <w:rPr>
-                <w:rFonts w:ascii="new times roman" w:eastAsia="中华宋体" w:hAnsi="new times roman" w:hint="eastAsia"/>
+                <w:rFonts w:ascii="new times roman" w:eastAsia="中华宋体" w:hAnsi="new times roman"/>
                 <w:b/>
                 <w:bCs/>
                 <w:sz w:val="21"/>
@@ -3349,7 +3338,7 @@
           <w:p>
             <w:pPr>
               <w:rPr>
-                <w:rFonts w:ascii="new times roman" w:eastAsia="中华宋体" w:hAnsi="new times roman" w:hint="eastAsia"/>
+                <w:rFonts w:ascii="new times roman" w:eastAsia="中华宋体" w:hAnsi="new times roman"/>
                 <w:sz w:val="21"/>
                 <w:szCs w:val="21"/>
               </w:rPr>
@@ -3371,7 +3360,7 @@
           <w:p>
             <w:pPr>
               <w:rPr>
-                <w:rFonts w:ascii="new times roman" w:eastAsia="中华宋体" w:hAnsi="new times roman" w:hint="eastAsia"/>
+                <w:rFonts w:ascii="new times roman" w:eastAsia="中华宋体" w:hAnsi="new times roman"/>
                 <w:sz w:val="21"/>
                 <w:szCs w:val="21"/>
               </w:rPr>
@@ -3505,7 +3494,7 @@
           <w:p>
             <w:pPr>
               <w:rPr>
-                <w:rFonts w:ascii="new times roman" w:eastAsia="中华宋体" w:hAnsi="new times roman" w:hint="eastAsia"/>
+                <w:rFonts w:ascii="new times roman" w:eastAsia="中华宋体" w:hAnsi="new times roman"/>
                 <w:sz w:val="21"/>
                 <w:szCs w:val="21"/>
               </w:rPr>
@@ -3567,7 +3556,7 @@
           <w:p>
             <w:pPr>
               <w:rPr>
-                <w:rFonts w:ascii="new times roman" w:eastAsia="中华宋体" w:hAnsi="new times roman" w:hint="eastAsia"/>
+                <w:rFonts w:ascii="new times roman" w:eastAsia="中华宋体" w:hAnsi="new times roman"/>
                 <w:sz w:val="21"/>
                 <w:szCs w:val="21"/>
               </w:rPr>
@@ -3589,7 +3578,7 @@
           <w:p>
             <w:pPr>
               <w:rPr>
-                <w:rFonts w:ascii="new times roman" w:eastAsia="中华宋体" w:hAnsi="new times roman" w:hint="eastAsia"/>
+                <w:rFonts w:ascii="new times roman" w:eastAsia="中华宋体" w:hAnsi="new times roman"/>
                 <w:sz w:val="21"/>
                 <w:szCs w:val="21"/>
               </w:rPr>
@@ -3667,7 +3656,7 @@
           <w:p>
             <w:pPr>
               <w:rPr>
-                <w:rFonts w:ascii="new times roman" w:eastAsia="中华宋体" w:hAnsi="new times roman" w:hint="eastAsia"/>
+                <w:rFonts w:ascii="new times roman" w:eastAsia="中华宋体" w:hAnsi="new times roman"/>
                 <w:sz w:val="21"/>
                 <w:szCs w:val="21"/>
               </w:rPr>
@@ -3751,7 +3740,7 @@
           <w:p>
             <w:pPr>
               <w:rPr>
-                <w:rFonts w:ascii="new times roman" w:eastAsia="中华宋体" w:hAnsi="new times roman" w:hint="eastAsia"/>
+                <w:rFonts w:ascii="new times roman" w:eastAsia="中华宋体" w:hAnsi="new times roman"/>
                 <w:sz w:val="21"/>
                 <w:szCs w:val="21"/>
               </w:rPr>
@@ -3773,7 +3762,7 @@
           <w:p>
             <w:pPr>
               <w:rPr>
-                <w:rFonts w:ascii="new times roman" w:eastAsia="中华宋体" w:hAnsi="new times roman" w:hint="eastAsia"/>
+                <w:rFonts w:ascii="new times roman" w:eastAsia="中华宋体" w:hAnsi="new times roman"/>
                 <w:sz w:val="21"/>
                 <w:szCs w:val="21"/>
               </w:rPr>
@@ -3864,16 +3853,7 @@
                 <w:sz w:val="21"/>
                 <w:szCs w:val="21"/>
               </w:rPr>
-              <w:t>核心服</w:t>
-            </w:r>
-            <w:r>
-              <w:rPr>
-                <w:rFonts w:ascii="new times roman" w:eastAsia="中华宋体" w:hAnsi="new times roman"/>
-                <w:sz w:val="21"/>
-                <w:szCs w:val="21"/>
-              </w:rPr>
-              <w:lastRenderedPageBreak/>
-              <w:t>务（非流式</w:t>
+              <w:t>核心服务（非流式</w:t>
             </w:r>
             <w:r>
               <w:rPr>
@@ -3916,18 +3896,17 @@
           <w:p>
             <w:pPr>
               <w:rPr>
+                <w:rFonts w:ascii="new times roman" w:eastAsia="中华宋体" w:hAnsi="new times roman"/>
+                <w:sz w:val="21"/>
+                <w:szCs w:val="21"/>
+              </w:rPr>
+            </w:pPr>
+            <w:r>
+              <w:rPr>
                 <w:rFonts w:ascii="new times roman" w:eastAsia="中华宋体" w:hAnsi="new times roman" w:hint="eastAsia"/>
                 <w:sz w:val="21"/>
                 <w:szCs w:val="21"/>
               </w:rPr>
-            </w:pPr>
-            <w:r>
-              <w:rPr>
-                <w:rFonts w:ascii="new times roman" w:eastAsia="中华宋体" w:hAnsi="new times roman" w:hint="eastAsia"/>
-                <w:sz w:val="21"/>
-                <w:szCs w:val="21"/>
-              </w:rPr>
-              <w:lastRenderedPageBreak/>
               <w:t>测试、预发布环境</w:t>
             </w:r>
           </w:p>
@@ -3979,7 +3958,7 @@
           <w:p>
             <w:pPr>
               <w:rPr>
-                <w:rFonts w:ascii="new times roman" w:eastAsia="中华宋体" w:hAnsi="new times roman" w:hint="eastAsia"/>
+                <w:rFonts w:ascii="new times roman" w:eastAsia="中华宋体" w:hAnsi="new times roman"/>
                 <w:sz w:val="21"/>
                 <w:szCs w:val="21"/>
               </w:rPr>
@@ -4001,7 +3980,7 @@
           <w:p>
             <w:pPr>
               <w:rPr>
-                <w:rFonts w:ascii="new times roman" w:eastAsia="中华宋体" w:hAnsi="new times roman" w:hint="eastAsia"/>
+                <w:rFonts w:ascii="new times roman" w:eastAsia="中华宋体" w:hAnsi="new times roman"/>
                 <w:sz w:val="21"/>
                 <w:szCs w:val="21"/>
               </w:rPr>
@@ -4039,7 +4018,7 @@
           <w:p>
             <w:pPr>
               <w:rPr>
-                <w:rFonts w:ascii="new times roman" w:eastAsia="中华宋体" w:hAnsi="new times roman" w:hint="eastAsia"/>
+                <w:rFonts w:ascii="new times roman" w:eastAsia="中华宋体" w:hAnsi="new times roman"/>
                 <w:sz w:val="21"/>
                 <w:szCs w:val="21"/>
               </w:rPr>
@@ -4104,7 +4083,7 @@
           <w:p>
             <w:pPr>
               <w:rPr>
-                <w:rFonts w:ascii="new times roman" w:eastAsia="中华宋体" w:hAnsi="new times roman" w:hint="eastAsia"/>
+                <w:rFonts w:ascii="new times roman" w:eastAsia="中华宋体" w:hAnsi="new times roman"/>
                 <w:sz w:val="21"/>
                 <w:szCs w:val="21"/>
               </w:rPr>
@@ -4126,7 +4105,7 @@
           <w:p>
             <w:pPr>
               <w:rPr>
-                <w:rFonts w:ascii="new times roman" w:eastAsia="中华宋体" w:hAnsi="new times roman" w:hint="eastAsia"/>
+                <w:rFonts w:ascii="new times roman" w:eastAsia="中华宋体" w:hAnsi="new times roman"/>
                 <w:sz w:val="21"/>
                 <w:szCs w:val="21"/>
               </w:rPr>
@@ -4148,7 +4127,7 @@
           <w:p>
             <w:pPr>
               <w:rPr>
-                <w:rFonts w:ascii="new times roman" w:eastAsia="中华宋体" w:hAnsi="new times roman" w:hint="eastAsia"/>
+                <w:rFonts w:ascii="new times roman" w:eastAsia="中华宋体" w:hAnsi="new times roman"/>
                 <w:sz w:val="21"/>
                 <w:szCs w:val="21"/>
               </w:rPr>
@@ -4221,7 +4200,7 @@
         <w:ind w:firstLineChars="0" w:firstLine="0"/>
         <w:jc w:val="left"/>
         <w:rPr>
-          <w:rFonts w:ascii="new times roman" w:eastAsia="中华宋体" w:hAnsi="new times roman" w:hint="eastAsia"/>
+          <w:rFonts w:ascii="new times roman" w:eastAsia="中华宋体" w:hAnsi="new times roman"/>
           <w:sz w:val="21"/>
           <w:szCs w:val="21"/>
         </w:rPr>
@@ -4231,7 +4210,7 @@
       <w:pPr>
         <w:pStyle w:val="2"/>
         <w:rPr>
-          <w:rFonts w:ascii="new times roman" w:eastAsia="中华宋体" w:hAnsi="new times roman" w:hint="eastAsia"/>
+          <w:rFonts w:ascii="new times roman" w:eastAsia="中华宋体" w:hAnsi="new times roman"/>
         </w:rPr>
       </w:pPr>
       <w:bookmarkStart w:id="17" w:name="_Toc521732840"/>
@@ -4421,7 +4400,7 @@
         <w:pStyle w:val="a0"/>
         <w:ind w:firstLineChars="0"/>
         <w:rPr>
-          <w:rFonts w:ascii="new times roman" w:eastAsia="中华宋体" w:hAnsi="new times roman" w:hint="eastAsia"/>
+          <w:rFonts w:ascii="new times roman" w:eastAsia="中华宋体" w:hAnsi="new times roman"/>
           <w:sz w:val="21"/>
           <w:szCs w:val="21"/>
         </w:rPr>
@@ -4470,7 +4449,7 @@
           <w:p>
             <w:pPr>
               <w:rPr>
-                <w:rFonts w:ascii="new times roman" w:eastAsia="中华宋体" w:hAnsi="new times roman" w:hint="eastAsia"/>
+                <w:rFonts w:ascii="new times roman" w:eastAsia="中华宋体" w:hAnsi="new times roman"/>
                 <w:b/>
                 <w:bCs/>
                 <w:sz w:val="21"/>
@@ -4485,7 +4464,6 @@
                 <w:sz w:val="21"/>
                 <w:szCs w:val="21"/>
               </w:rPr>
-              <w:lastRenderedPageBreak/>
               <w:t>前缀</w:t>
             </w:r>
           </w:p>
@@ -4498,7 +4476,7 @@
           <w:p>
             <w:pPr>
               <w:rPr>
-                <w:rFonts w:ascii="new times roman" w:eastAsia="中华宋体" w:hAnsi="new times roman" w:hint="eastAsia"/>
+                <w:rFonts w:ascii="new times roman" w:eastAsia="中华宋体" w:hAnsi="new times roman"/>
                 <w:b/>
                 <w:bCs/>
                 <w:sz w:val="21"/>
@@ -4529,7 +4507,7 @@
           <w:p>
             <w:pPr>
               <w:rPr>
-                <w:rFonts w:ascii="new times roman" w:eastAsia="中华宋体" w:hAnsi="new times roman" w:hint="eastAsia"/>
+                <w:rFonts w:ascii="new times roman" w:eastAsia="中华宋体" w:hAnsi="new times roman"/>
                 <w:sz w:val="21"/>
                 <w:szCs w:val="21"/>
               </w:rPr>
@@ -4551,7 +4529,7 @@
           <w:p>
             <w:pPr>
               <w:rPr>
-                <w:rFonts w:ascii="new times roman" w:eastAsia="中华宋体" w:hAnsi="new times roman" w:hint="eastAsia"/>
+                <w:rFonts w:ascii="new times roman" w:eastAsia="中华宋体" w:hAnsi="new times roman"/>
                 <w:sz w:val="21"/>
                 <w:szCs w:val="21"/>
               </w:rPr>
@@ -4591,7 +4569,7 @@
           <w:p>
             <w:pPr>
               <w:rPr>
-                <w:rFonts w:ascii="new times roman" w:eastAsia="中华宋体" w:hAnsi="new times roman" w:hint="eastAsia"/>
+                <w:rFonts w:ascii="new times roman" w:eastAsia="中华宋体" w:hAnsi="new times roman"/>
                 <w:sz w:val="21"/>
                 <w:szCs w:val="21"/>
               </w:rPr>
@@ -4613,7 +4591,7 @@
           <w:p>
             <w:pPr>
               <w:rPr>
-                <w:rFonts w:ascii="new times roman" w:eastAsia="中华宋体" w:hAnsi="new times roman" w:hint="eastAsia"/>
+                <w:rFonts w:ascii="new times roman" w:eastAsia="中华宋体" w:hAnsi="new times roman"/>
                 <w:sz w:val="21"/>
                 <w:szCs w:val="21"/>
               </w:rPr>
@@ -4653,7 +4631,7 @@
           <w:p>
             <w:pPr>
               <w:rPr>
-                <w:rFonts w:ascii="new times roman" w:eastAsia="中华宋体" w:hAnsi="new times roman" w:hint="eastAsia"/>
+                <w:rFonts w:ascii="new times roman" w:eastAsia="中华宋体" w:hAnsi="new times roman"/>
                 <w:sz w:val="21"/>
                 <w:szCs w:val="21"/>
               </w:rPr>
@@ -4675,7 +4653,7 @@
           <w:p>
             <w:pPr>
               <w:rPr>
-                <w:rFonts w:ascii="new times roman" w:eastAsia="中华宋体" w:hAnsi="new times roman" w:hint="eastAsia"/>
+                <w:rFonts w:ascii="new times roman" w:eastAsia="中华宋体" w:hAnsi="new times roman"/>
                 <w:sz w:val="21"/>
                 <w:szCs w:val="21"/>
               </w:rPr>
@@ -4715,7 +4693,7 @@
           <w:p>
             <w:pPr>
               <w:rPr>
-                <w:rFonts w:ascii="new times roman" w:eastAsia="中华宋体" w:hAnsi="new times roman" w:hint="eastAsia"/>
+                <w:rFonts w:ascii="new times roman" w:eastAsia="中华宋体" w:hAnsi="new times roman"/>
                 <w:sz w:val="21"/>
                 <w:szCs w:val="21"/>
               </w:rPr>
@@ -4737,7 +4715,7 @@
           <w:p>
             <w:pPr>
               <w:rPr>
-                <w:rFonts w:ascii="new times roman" w:eastAsia="中华宋体" w:hAnsi="new times roman" w:hint="eastAsia"/>
+                <w:rFonts w:ascii="new times roman" w:eastAsia="中华宋体" w:hAnsi="new times roman"/>
                 <w:sz w:val="21"/>
                 <w:szCs w:val="21"/>
               </w:rPr>
@@ -4780,7 +4758,7 @@
           <w:p>
             <w:pPr>
               <w:rPr>
-                <w:rFonts w:ascii="new times roman" w:eastAsia="中华宋体" w:hAnsi="new times roman" w:hint="eastAsia"/>
+                <w:rFonts w:ascii="new times roman" w:eastAsia="中华宋体" w:hAnsi="new times roman"/>
                 <w:sz w:val="21"/>
                 <w:szCs w:val="21"/>
               </w:rPr>
@@ -4802,7 +4780,7 @@
           <w:p>
             <w:pPr>
               <w:rPr>
-                <w:rFonts w:ascii="new times roman" w:eastAsia="中华宋体" w:hAnsi="new times roman" w:hint="eastAsia"/>
+                <w:rFonts w:ascii="new times roman" w:eastAsia="中华宋体" w:hAnsi="new times roman"/>
                 <w:sz w:val="21"/>
                 <w:szCs w:val="21"/>
               </w:rPr>
@@ -4840,7 +4818,7 @@
         <w:pStyle w:val="a0"/>
         <w:ind w:left="1140" w:firstLineChars="0" w:firstLine="0"/>
         <w:rPr>
-          <w:rFonts w:ascii="new times roman" w:eastAsia="中华宋体" w:hAnsi="new times roman" w:hint="eastAsia"/>
+          <w:rFonts w:ascii="new times roman" w:eastAsia="中华宋体" w:hAnsi="new times roman"/>
           <w:sz w:val="21"/>
           <w:szCs w:val="21"/>
         </w:rPr>
@@ -4850,7 +4828,7 @@
       <w:pPr>
         <w:pStyle w:val="2"/>
         <w:rPr>
-          <w:rFonts w:ascii="new times roman" w:eastAsia="中华宋体" w:hAnsi="new times roman" w:hint="eastAsia"/>
+          <w:rFonts w:ascii="new times roman" w:eastAsia="中华宋体" w:hAnsi="new times roman"/>
         </w:rPr>
       </w:pPr>
       <w:bookmarkStart w:id="20" w:name="_Toc488556082"/>
@@ -5176,7 +5154,7 @@
       <w:pPr>
         <w:ind w:leftChars="200" w:left="480" w:firstLineChars="200" w:firstLine="420"/>
         <w:rPr>
-          <w:rFonts w:ascii="new times roman" w:eastAsia="中华宋体" w:hAnsi="new times roman" w:hint="eastAsia"/>
+          <w:rFonts w:ascii="new times roman" w:eastAsia="中华宋体" w:hAnsi="new times roman"/>
           <w:sz w:val="21"/>
           <w:szCs w:val="21"/>
         </w:rPr>
@@ -5186,7 +5164,7 @@
       <w:pPr>
         <w:pStyle w:val="2"/>
         <w:rPr>
-          <w:rFonts w:ascii="new times roman" w:eastAsia="中华宋体" w:hAnsi="new times roman" w:hint="eastAsia"/>
+          <w:rFonts w:ascii="new times roman" w:eastAsia="中华宋体" w:hAnsi="new times roman"/>
         </w:rPr>
       </w:pPr>
       <w:bookmarkStart w:id="24" w:name="_Toc521732844"/>
@@ -5270,16 +5248,7 @@
           <w:sz w:val="21"/>
           <w:szCs w:val="21"/>
         </w:rPr>
-        <w:t>智能问答（基于本地知识库）、随练题目生成与提交、试卷获取</w:t>
-      </w:r>
-      <w:r>
-        <w:rPr>
-          <w:rFonts w:ascii="new times roman" w:eastAsia="中华宋体" w:hAnsi="new times roman"/>
-          <w:sz w:val="21"/>
-          <w:szCs w:val="21"/>
-        </w:rPr>
-        <w:lastRenderedPageBreak/>
-        <w:t>与作答，管理员用户创建、资源元数据维护、数据大屏概览等核心业务流程的正确性</w:t>
+        <w:t>智能问答（基于本地知识库）、随练题目生成与提交、试卷获取与作答，管理员用户创建、资源元数据维护、数据大屏概览等核心业务流程的正确性</w:t>
       </w:r>
       <w:r>
         <w:rPr>
@@ -6122,7 +6091,7 @@
       <w:pPr>
         <w:pStyle w:val="1"/>
         <w:rPr>
-          <w:rFonts w:ascii="new times roman" w:eastAsia="中华宋体" w:hAnsi="new times roman" w:hint="eastAsia"/>
+          <w:rFonts w:ascii="new times roman" w:eastAsia="中华宋体" w:hAnsi="new times roman"/>
         </w:rPr>
       </w:pPr>
       <w:bookmarkStart w:id="27" w:name="_Toc488556094"/>
@@ -6170,7 +6139,7 @@
       <w:pPr>
         <w:pStyle w:val="2"/>
         <w:rPr>
-          <w:rFonts w:ascii="new times roman" w:eastAsia="中华宋体" w:hAnsi="new times roman" w:hint="eastAsia"/>
+          <w:rFonts w:ascii="new times roman" w:eastAsia="中华宋体" w:hAnsi="new times roman"/>
         </w:rPr>
       </w:pPr>
       <w:bookmarkStart w:id="31" w:name="_Toc488556095"/>
@@ -6322,7 +6291,6 @@
                 <w:sz w:val="21"/>
                 <w:szCs w:val="21"/>
               </w:rPr>
-              <w:lastRenderedPageBreak/>
               <w:t>测试计划</w:t>
             </w:r>
           </w:p>
@@ -6902,7 +6870,7 @@
       <w:pPr>
         <w:pStyle w:val="1"/>
         <w:rPr>
-          <w:rFonts w:ascii="new times roman" w:eastAsia="中华宋体" w:hAnsi="new times roman" w:hint="eastAsia"/>
+          <w:rFonts w:ascii="new times roman" w:eastAsia="中华宋体" w:hAnsi="new times roman"/>
         </w:rPr>
       </w:pPr>
       <w:bookmarkStart w:id="35" w:name="_Toc521732849"/>
@@ -7181,28 +7149,21 @@
       <w:pPr>
         <w:pStyle w:val="2"/>
         <w:rPr>
+          <w:rFonts w:ascii="new times roman" w:eastAsia="中华宋体" w:hAnsi="new times roman"/>
+        </w:rPr>
+      </w:pPr>
+      <w:r>
+        <w:rPr>
           <w:rFonts w:ascii="new times roman" w:eastAsia="中华宋体" w:hAnsi="new times roman" w:hint="eastAsia"/>
         </w:rPr>
-      </w:pPr>
+        <w:t xml:space="preserve"> </w:t>
+      </w:r>
+      <w:bookmarkStart w:id="40" w:name="_Toc231372370"/>
       <w:r>
         <w:rPr>
           <w:rFonts w:ascii="new times roman" w:eastAsia="中华宋体" w:hAnsi="new times roman" w:hint="eastAsia"/>
         </w:rPr>
-        <w:lastRenderedPageBreak/>
-        <w:t xml:space="preserve"> </w:t>
-      </w:r>
-      <w:bookmarkStart w:id="40" w:name="_Toc231372370"/>
-      <w:r>
-        <w:rPr>
-          <w:rFonts w:ascii="new times roman" w:eastAsia="中华宋体" w:hAnsi="new times roman" w:hint="eastAsia"/>
-        </w:rPr>
-        <w:t>软件</w:t>
-      </w:r>
-      <w:r>
-        <w:rPr>
-          <w:rFonts w:ascii="new times roman" w:eastAsia="中华宋体" w:hAnsi="new times roman" w:hint="eastAsia"/>
-        </w:rPr>
-        <w:t>环境</w:t>
+        <w:t>软件环境</w:t>
       </w:r>
       <w:bookmarkEnd w:id="40"/>
     </w:p>
@@ -7297,7 +7258,7 @@
               <w:pStyle w:val="a0"/>
               <w:ind w:firstLineChars="0" w:firstLine="0"/>
               <w:rPr>
-                <w:rFonts w:ascii="new times roman" w:eastAsia="中华宋体" w:hAnsi="new times roman" w:hint="eastAsia"/>
+                <w:rFonts w:ascii="new times roman" w:eastAsia="中华宋体" w:hAnsi="new times roman"/>
                 <w:sz w:val="21"/>
                 <w:szCs w:val="21"/>
               </w:rPr>
@@ -7321,7 +7282,7 @@
               <w:pStyle w:val="a0"/>
               <w:ind w:firstLineChars="0" w:firstLine="0"/>
               <w:rPr>
-                <w:rFonts w:ascii="new times roman" w:eastAsia="中华宋体" w:hAnsi="new times roman" w:hint="eastAsia"/>
+                <w:rFonts w:ascii="new times roman" w:eastAsia="中华宋体" w:hAnsi="new times roman"/>
                 <w:sz w:val="21"/>
                 <w:szCs w:val="21"/>
               </w:rPr>
@@ -7566,7 +7527,7 @@
       <w:pPr>
         <w:snapToGrid w:val="0"/>
         <w:rPr>
-          <w:rFonts w:ascii="new times roman" w:eastAsia="中华宋体" w:hAnsi="new times roman" w:hint="eastAsia"/>
+          <w:rFonts w:ascii="new times roman" w:eastAsia="中华宋体" w:hAnsi="new times roman"/>
         </w:rPr>
       </w:pPr>
     </w:p>
@@ -7647,7 +7608,7 @@
     <w:pPr>
       <w:pStyle w:val="a5"/>
       <w:rPr>
-        <w:rFonts w:ascii="SimHei" w:eastAsia="SimHei" w:hAnsi="SimHei" w:cs="SimHei" w:hint="eastAsia"/>
+        <w:rFonts w:ascii="黑体" w:eastAsia="黑体" w:hAnsi="黑体" w:cs="黑体" w:hint="eastAsia"/>
         <w:b/>
         <w:bCs/>
         <w:sz w:val="32"/>
@@ -7705,7 +7666,7 @@
         </mc:Choice>
         <mc:Fallback>
           <w:pict>
-            <v:line w14:anchorId="63F23630" id="直接连接符 9" o:spid="_x0000_s1026" style="position:absolute;z-index:251657216;visibility:visible;mso-wrap-style:square;mso-wrap-distance-left:9pt;mso-wrap-distance-top:0;mso-wrap-distance-right:9pt;mso-wrap-distance-bottom:0;mso-position-horizontal:absolute;mso-position-horizontal-relative:text;mso-position-vertical:absolute;mso-position-vertical-relative:page" from="-53.65pt,69.1pt" to="470.75pt,69.15pt" o:gfxdata="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" strokecolor="#c00000" strokeweight="1.5pt">
+            <v:line w14:anchorId="0BD870CD" id="直接连接符 9" o:spid="_x0000_s1026" style="position:absolute;z-index:251657216;visibility:visible;mso-wrap-style:square;mso-wrap-distance-left:9pt;mso-wrap-distance-top:0;mso-wrap-distance-right:9pt;mso-wrap-distance-bottom:0;mso-position-horizontal:absolute;mso-position-horizontal-relative:text;mso-position-vertical:absolute;mso-position-vertical-relative:page" from="-53.65pt,69.1pt" to="470.75pt,69.15pt" o:gfxdata="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" strokecolor="#c00000" strokeweight="1.5pt">
               <w10:wrap type="topAndBottom" anchory="page"/>
             </v:line>
           </w:pict>
@@ -7763,7 +7724,7 @@
         </mc:Choice>
         <mc:Fallback>
           <w:pict>
-            <v:line w14:anchorId="0F07530C" id="直接连接符 5" o:spid="_x0000_s1026" style="position:absolute;z-index:251659264;visibility:visible;mso-wrap-style:square;mso-wrap-distance-left:9pt;mso-wrap-distance-top:0;mso-wrap-distance-right:9pt;mso-wrap-distance-bottom:0;mso-position-horizontal:absolute;mso-position-horizontal-relative:text;mso-position-vertical:absolute;mso-position-vertical-relative:text" from="-52.9pt,27.8pt" to="471.5pt,27.8pt" o:gfxdata="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" strokecolor="#c00000" strokeweight=".5pt"/>
+            <v:line w14:anchorId="606BDB79" id="直接连接符 5" o:spid="_x0000_s1026" style="position:absolute;z-index:251659264;visibility:visible;mso-wrap-style:square;mso-wrap-distance-left:9pt;mso-wrap-distance-top:0;mso-wrap-distance-right:9pt;mso-wrap-distance-bottom:0;mso-position-horizontal:absolute;mso-position-horizontal-relative:text;mso-position-vertical:absolute;mso-position-vertical-relative:text" from="-52.9pt,27.8pt" to="471.5pt,27.8pt" o:gfxdata="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" strokecolor="#c00000" strokeweight=".5pt"/>
           </w:pict>
         </mc:Fallback>
       </mc:AlternateContent>
@@ -10364,7 +10325,7 @@
   <w:docDefaults>
     <w:rPrDefault>
       <w:rPr>
-        <w:rFonts w:ascii="Calibri" w:eastAsia="SimSun" w:hAnsi="Calibri" w:cs="Times New Roman"/>
+        <w:rFonts w:ascii="Calibri" w:eastAsia="宋体" w:hAnsi="Calibri" w:cs="Times New Roman"/>
         <w:lang w:val="en-US" w:eastAsia="zh-CN" w:bidi="ar-SA"/>
       </w:rPr>
     </w:rPrDefault>
@@ -10702,7 +10663,7 @@
       <w:outlineLvl w:val="0"/>
     </w:pPr>
     <w:rPr>
-      <w:rFonts w:ascii="SimSun" w:hAnsi="SimSun"/>
+      <w:rFonts w:ascii="宋体" w:hAnsi="宋体"/>
       <w:kern w:val="44"/>
       <w:sz w:val="28"/>
       <w:szCs w:val="20"/>
@@ -10726,7 +10687,7 @@
       <w:outlineLvl w:val="1"/>
     </w:pPr>
     <w:rPr>
-      <w:rFonts w:ascii="SimSun" w:hAnsi="SimSun" w:cs="Arial"/>
+      <w:rFonts w:ascii="宋体" w:hAnsi="宋体" w:cs="Arial"/>
     </w:rPr>
   </w:style>
   <w:style w:type="paragraph" w:styleId="3">
@@ -10753,6 +10714,7 @@
   <w:style w:type="character" w:default="1" w:styleId="a1">
     <w:name w:val="Default Paragraph Font"/>
     <w:uiPriority w:val="1"/>
+    <w:semiHidden/>
     <w:unhideWhenUsed/>
   </w:style>
   <w:style w:type="table" w:default="1" w:styleId="a2">
@@ -10838,7 +10800,7 @@
     <w:uiPriority w:val="39"/>
     <w:qFormat/>
     <w:rPr>
-      <w:rFonts w:ascii="SimSun" w:hAnsi="SimSun"/>
+      <w:rFonts w:ascii="宋体" w:hAnsi="宋体"/>
       <w:bCs/>
       <w:sz w:val="21"/>
       <w:szCs w:val="21"/>
@@ -10895,7 +10857,7 @@
     <w:link w:val="2"/>
     <w:rsid w:val="00D44949"/>
     <w:rPr>
-      <w:rFonts w:ascii="SimSun" w:hAnsi="SimSun" w:cs="Arial"/>
+      <w:rFonts w:ascii="宋体" w:hAnsi="宋体" w:cs="Arial"/>
       <w:kern w:val="2"/>
       <w:sz w:val="24"/>
       <w:szCs w:val="24"/>
@@ -11190,6 +11152,10 @@
 </file>
 
 <file path=customXml/item1.xml><?xml version="1.0" encoding="utf-8"?>
+<b:Sources xmlns:b="http://schemas.openxmlformats.org/officeDocument/2006/bibliography" xmlns="http://schemas.openxmlformats.org/officeDocument/2006/bibliography" SelectedStyle="\APASixthEditionOfficeOnline.xsl" StyleName="APA" Version="6"/>
+</file>
+
+<file path=customXml/item2.xml><?xml version="1.0" encoding="utf-8"?>
 <s:customData xmlns="http://www.wps.cn/officeDocument/2013/wpsCustomData" xmlns:s="http://www.wps.cn/officeDocument/2013/wpsCustomData">
   <customSectProps>
     <customSectPr/>
@@ -11201,22 +11167,18 @@
 </s:customData>
 </file>
 
-<file path=customXml/item2.xml><?xml version="1.0" encoding="utf-8"?>
-<b:Sources xmlns:b="http://schemas.openxmlformats.org/officeDocument/2006/bibliography" xmlns="http://schemas.openxmlformats.org/officeDocument/2006/bibliography" SelectedStyle="\APASixthEditionOfficeOnline.xsl" StyleName="APA" Version="6"/>
+<file path=customXml/itemProps1.xml><?xml version="1.0" encoding="utf-8"?>
+<ds:datastoreItem xmlns:ds="http://schemas.openxmlformats.org/officeDocument/2006/customXml" ds:itemID="{2C862826-38CC-4AF4-87FD-F2EBB685199E}">
+  <ds:schemaRefs>
+    <ds:schemaRef ds:uri="http://schemas.openxmlformats.org/officeDocument/2006/bibliography"/>
+  </ds:schemaRefs>
+</ds:datastoreItem>
 </file>
 
-<file path=customXml/itemProps1.xml><?xml version="1.0" encoding="utf-8"?>
+<file path=customXml/itemProps2.xml><?xml version="1.0" encoding="utf-8"?>
 <ds:datastoreItem xmlns:ds="http://schemas.openxmlformats.org/officeDocument/2006/customXml" ds:itemID="{B1977F7D-205B-4081-913C-38D41E755F92}">
   <ds:schemaRefs>
     <ds:schemaRef ds:uri="http://www.wps.cn/officeDocument/2013/wpsCustomData"/>
   </ds:schemaRefs>
 </ds:datastoreItem>
-</file>
-
-<file path=customXml/itemProps2.xml><?xml version="1.0" encoding="utf-8"?>
-<ds:datastoreItem xmlns:ds="http://schemas.openxmlformats.org/officeDocument/2006/customXml" ds:itemID="{2C862826-38CC-4AF4-87FD-F2EBB685199E}">
-  <ds:schemaRefs>
-    <ds:schemaRef ds:uri="http://schemas.openxmlformats.org/officeDocument/2006/bibliography"/>
-  </ds:schemaRefs>
-</ds:datastoreItem>
 </file>